--- a/Grupo 3/Fase 1/Evidencias Grupales/1.5_GuiaEstudiante_Fase 1_Definicion Proyecto APT.docx
+++ b/Grupo 3/Fase 1/Evidencias Grupales/1.5_GuiaEstudiante_Fase 1_Definicion Proyecto APT.docx
@@ -19,7 +19,7 @@
               <wp:anchor allowOverlap="1" behindDoc="0" distB="0" distT="0" distL="114300" distR="114300" hidden="0" layoutInCell="1" locked="0" relativeHeight="0" simplePos="0">
                 <wp:simplePos x="0" y="0"/>
                 <wp:positionH relativeFrom="column">
-                  <wp:posOffset>-435398</wp:posOffset>
+                  <wp:posOffset>-435397</wp:posOffset>
                 </wp:positionH>
                 <wp:positionV relativeFrom="paragraph">
                   <wp:posOffset>33444</wp:posOffset>
@@ -27,7 +27,7 @@
                 <wp:extent cx="6580505" cy="1486535"/>
                 <wp:effectExtent b="0" l="0" r="0" t="0"/>
                 <wp:wrapNone/>
-                <wp:docPr id="48" name=""/>
+                <wp:docPr id="50" name=""/>
                 <a:graphic>
                   <a:graphicData uri="http://schemas.microsoft.com/office/word/2010/wordprocessingGroup">
                     <wpg:wgp>
@@ -46,8 +46,8 @@
                           <a:xfrm>
                             <a:off x="2055748" y="3036733"/>
                             <a:ext cx="6580505" cy="1486535"/>
-                            <a:chOff x="0" y="0"/>
-                            <a:chExt cx="5903463" cy="1486894"/>
+                            <a:chOff x="2055725" y="3036725"/>
+                            <a:chExt cx="6580550" cy="1486550"/>
                           </a:xfrm>
                         </wpg:grpSpPr>
                         <wps:wsp>
@@ -55,8 +55,8 @@
                           <wps:cNvPr id="3" name="Shape 3"/>
                           <wps:spPr>
                             <a:xfrm>
-                              <a:off x="0" y="0"/>
-                              <a:ext cx="5903450" cy="1486875"/>
+                              <a:off x="2055725" y="3036725"/>
+                              <a:ext cx="6580550" cy="1486550"/>
                             </a:xfrm>
                             <a:prstGeom prst="rect">
                               <a:avLst/>
@@ -82,138 +82,181 @@
                             <a:noAutofit/>
                           </wps:bodyPr>
                         </wps:wsp>
-                        <wps:wsp>
-                          <wps:cNvSpPr/>
-                          <wps:cNvPr id="4" name="Shape 4"/>
-                          <wps:spPr>
+                        <wpg:grpSp>
+                          <wpg:cNvGrpSpPr/>
+                          <wpg:grpSpPr>
                             <a:xfrm>
-                              <a:off x="1024758" y="239160"/>
-                              <a:ext cx="4878705" cy="1236313"/>
+                              <a:off x="2055748" y="3036733"/>
+                              <a:ext cx="6580505" cy="1486535"/>
+                              <a:chOff x="0" y="0"/>
+                              <a:chExt cx="5903463" cy="1486894"/>
                             </a:xfrm>
-                            <a:prstGeom prst="rect">
-                              <a:avLst/>
-                            </a:prstGeom>
-                            <a:noFill/>
-                            <a:ln>
+                          </wpg:grpSpPr>
+                          <wps:wsp>
+                            <wps:cNvSpPr/>
+                            <wps:cNvPr id="5" name="Shape 5"/>
+                            <wps:spPr>
+                              <a:xfrm>
+                                <a:off x="0" y="0"/>
+                                <a:ext cx="5903450" cy="1486875"/>
+                              </a:xfrm>
+                              <a:prstGeom prst="rect">
+                                <a:avLst/>
+                              </a:prstGeom>
                               <a:noFill/>
-                            </a:ln>
-                          </wps:spPr>
-                          <wps:txbx>
-                            <w:txbxContent>
-                              <w:p>
-                                <w:pPr>
-                                  <w:spacing w:after="0" w:before="0" w:line="240"/>
-                                  <w:ind w:left="0" w:right="0" w:firstLine="0"/>
-                                  <w:jc w:val="left"/>
-                                  <w:textDirection w:val="btLr"/>
-                                </w:pPr>
-                              </w:p>
-                              <w:p>
-                                <w:pPr>
-                                  <w:spacing w:after="0" w:before="0" w:line="240"/>
-                                  <w:ind w:left="0" w:right="0" w:firstLine="0"/>
-                                  <w:jc w:val="left"/>
-                                  <w:textDirection w:val="btLr"/>
-                                </w:pPr>
-                                <w:r>
-                                  <w:rPr>
-                                    <w:rFonts w:ascii="Calibri" w:cs="Calibri" w:eastAsia="Calibri" w:hAnsi="Calibri"/>
-                                    <w:b w:val="1"/>
-                                    <w:i w:val="0"/>
-                                    <w:smallCaps w:val="0"/>
-                                    <w:strike w:val="0"/>
-                                    <w:color w:val="ff0000"/>
-                                    <w:sz w:val="48"/>
-                                    <w:vertAlign w:val="baseline"/>
-                                  </w:rPr>
-                                </w:r>
-                                <w:r>
-                                  <w:rPr>
-                                    <w:rFonts w:ascii="Calibri" w:cs="Calibri" w:eastAsia="Calibri" w:hAnsi="Calibri"/>
-                                    <w:b w:val="1"/>
-                                    <w:i w:val="0"/>
-                                    <w:smallCaps w:val="0"/>
-                                    <w:strike w:val="0"/>
-                                    <w:color w:val="1f3864"/>
-                                    <w:sz w:val="48"/>
-                                    <w:vertAlign w:val="baseline"/>
-                                  </w:rPr>
-                                  <w:t xml:space="preserve">Guía1. Definición Proyecto APT </w:t>
-                                </w:r>
-                              </w:p>
-                              <w:p>
-                                <w:pPr>
-                                  <w:spacing w:after="0" w:before="0" w:line="240"/>
-                                  <w:ind w:left="0" w:right="0" w:firstLine="0"/>
-                                  <w:jc w:val="left"/>
-                                  <w:textDirection w:val="btLr"/>
-                                </w:pPr>
-                                <w:r>
-                                  <w:rPr>
-                                    <w:rFonts w:ascii="Calibri" w:cs="Calibri" w:eastAsia="Calibri" w:hAnsi="Calibri"/>
-                                    <w:b w:val="1"/>
-                                    <w:i w:val="0"/>
-                                    <w:smallCaps w:val="0"/>
-                                    <w:strike w:val="0"/>
-                                    <w:color w:val="1f3864"/>
-                                    <w:sz w:val="48"/>
-                                    <w:vertAlign w:val="baseline"/>
-                                  </w:rPr>
-                                </w:r>
-                                <w:r>
-                                  <w:rPr>
-                                    <w:rFonts w:ascii="Calibri" w:cs="Calibri" w:eastAsia="Calibri" w:hAnsi="Calibri"/>
-                                    <w:b w:val="1"/>
-                                    <w:i w:val="0"/>
-                                    <w:smallCaps w:val="0"/>
-                                    <w:strike w:val="0"/>
-                                    <w:color w:val="1f3864"/>
-                                    <w:sz w:val="48"/>
-                                    <w:vertAlign w:val="baseline"/>
-                                  </w:rPr>
-                                  <w:t xml:space="preserve">Asignatura Capstone</w:t>
-                                </w:r>
-                              </w:p>
-                            </w:txbxContent>
-                          </wps:txbx>
-                          <wps:bodyPr anchorCtr="0" anchor="t" bIns="45700" lIns="91425" spcFirstLastPara="1" rIns="91425" wrap="square" tIns="45700">
-                            <a:noAutofit/>
-                          </wps:bodyPr>
-                        </wps:wsp>
-                        <wps:wsp>
-                          <wps:cNvSpPr/>
-                          <wps:cNvPr id="5" name="Shape 5"/>
-                          <wps:spPr>
-                            <a:xfrm>
-                              <a:off x="0" y="0"/>
-                              <a:ext cx="993140" cy="1486894"/>
-                            </a:xfrm>
-                            <a:prstGeom prst="rect">
-                              <a:avLst/>
-                            </a:prstGeom>
-                            <a:solidFill>
-                              <a:srgbClr val="1F3864"/>
-                            </a:solidFill>
-                            <a:ln>
+                              <a:ln>
+                                <a:noFill/>
+                              </a:ln>
+                            </wps:spPr>
+                            <wps:txbx>
+                              <w:txbxContent>
+                                <w:p>
+                                  <w:pPr>
+                                    <w:spacing w:after="0" w:before="0" w:line="240"/>
+                                    <w:ind w:left="0" w:right="0" w:firstLine="0"/>
+                                    <w:jc w:val="left"/>
+                                    <w:textDirection w:val="btLr"/>
+                                  </w:pPr>
+                                </w:p>
+                              </w:txbxContent>
+                            </wps:txbx>
+                            <wps:bodyPr anchorCtr="0" anchor="ctr" bIns="91425" lIns="91425" spcFirstLastPara="1" rIns="91425" wrap="square" tIns="91425">
+                              <a:noAutofit/>
+                            </wps:bodyPr>
+                          </wps:wsp>
+                          <wps:wsp>
+                            <wps:cNvSpPr/>
+                            <wps:cNvPr id="6" name="Shape 6"/>
+                            <wps:spPr>
+                              <a:xfrm>
+                                <a:off x="1024758" y="239160"/>
+                                <a:ext cx="4878705" cy="1236313"/>
+                              </a:xfrm>
+                              <a:prstGeom prst="rect">
+                                <a:avLst/>
+                              </a:prstGeom>
                               <a:noFill/>
-                            </a:ln>
-                          </wps:spPr>
-                          <wps:txbx>
-                            <w:txbxContent>
-                              <w:p>
-                                <w:pPr>
-                                  <w:spacing w:after="0" w:before="0" w:line="240"/>
-                                  <w:ind w:left="0" w:right="0" w:firstLine="0"/>
-                                  <w:jc w:val="left"/>
-                                  <w:textDirection w:val="btLr"/>
-                                </w:pPr>
-                              </w:p>
-                            </w:txbxContent>
-                          </wps:txbx>
-                          <wps:bodyPr anchorCtr="0" anchor="ctr" bIns="91425" lIns="91425" spcFirstLastPara="1" rIns="91425" wrap="square" tIns="91425">
-                            <a:noAutofit/>
-                          </wps:bodyPr>
-                        </wps:wsp>
+                              <a:ln>
+                                <a:noFill/>
+                              </a:ln>
+                            </wps:spPr>
+                            <wps:txbx>
+                              <w:txbxContent>
+                                <w:p>
+                                  <w:pPr>
+                                    <w:spacing w:after="0" w:before="0" w:line="240"/>
+                                    <w:ind w:left="0" w:right="0" w:firstLine="0"/>
+                                    <w:jc w:val="left"/>
+                                    <w:textDirection w:val="btLr"/>
+                                  </w:pPr>
+                                </w:p>
+                                <w:p>
+                                  <w:pPr>
+                                    <w:spacing w:after="0" w:before="0" w:line="240"/>
+                                    <w:ind w:left="0" w:right="0" w:firstLine="0"/>
+                                    <w:jc w:val="left"/>
+                                    <w:textDirection w:val="btLr"/>
+                                  </w:pPr>
+                                  <w:r>
+                                    <w:rPr>
+                                      <w:rFonts w:ascii="Arial" w:cs="Arial" w:eastAsia="Arial" w:hAnsi="Arial"/>
+                                      <w:b w:val="0"/>
+                                      <w:i w:val="0"/>
+                                      <w:smallCaps w:val="0"/>
+                                      <w:strike w:val="0"/>
+                                      <w:color w:val="000000"/>
+                                      <w:sz w:val="28"/>
+                                      <w:vertAlign w:val="baseline"/>
+                                    </w:rPr>
+                                  </w:r>
+                                  <w:r>
+                                    <w:rPr>
+                                      <w:rFonts w:ascii="Calibri" w:cs="Calibri" w:eastAsia="Calibri" w:hAnsi="Calibri"/>
+                                      <w:b w:val="1"/>
+                                      <w:i w:val="0"/>
+                                      <w:smallCaps w:val="0"/>
+                                      <w:strike w:val="0"/>
+                                      <w:color w:val="1f3864"/>
+                                      <w:sz w:val="48"/>
+                                      <w:vertAlign w:val="baseline"/>
+                                    </w:rPr>
+                                    <w:t xml:space="preserve">Guía1. Definición Proyecto APT </w:t>
+                                  </w:r>
+                                </w:p>
+                                <w:p>
+                                  <w:pPr>
+                                    <w:spacing w:after="0" w:before="0" w:line="240"/>
+                                    <w:ind w:left="0" w:right="0" w:firstLine="0"/>
+                                    <w:jc w:val="left"/>
+                                    <w:textDirection w:val="btLr"/>
+                                  </w:pPr>
+                                  <w:r>
+                                    <w:rPr>
+                                      <w:rFonts w:ascii="Calibri" w:cs="Calibri" w:eastAsia="Calibri" w:hAnsi="Calibri"/>
+                                      <w:b w:val="1"/>
+                                      <w:i w:val="0"/>
+                                      <w:smallCaps w:val="0"/>
+                                      <w:strike w:val="0"/>
+                                      <w:color w:val="1f3864"/>
+                                      <w:sz w:val="48"/>
+                                      <w:vertAlign w:val="baseline"/>
+                                    </w:rPr>
+                                  </w:r>
+                                  <w:r>
+                                    <w:rPr>
+                                      <w:rFonts w:ascii="Calibri" w:cs="Calibri" w:eastAsia="Calibri" w:hAnsi="Calibri"/>
+                                      <w:b w:val="1"/>
+                                      <w:i w:val="0"/>
+                                      <w:smallCaps w:val="0"/>
+                                      <w:strike w:val="0"/>
+                                      <w:color w:val="1f3864"/>
+                                      <w:sz w:val="48"/>
+                                      <w:vertAlign w:val="baseline"/>
+                                    </w:rPr>
+                                    <w:t xml:space="preserve">Asignatura Capstone</w:t>
+                                  </w:r>
+                                </w:p>
+                              </w:txbxContent>
+                            </wps:txbx>
+                            <wps:bodyPr anchorCtr="0" anchor="t" bIns="45700" lIns="91425" spcFirstLastPara="1" rIns="91425" wrap="square" tIns="45700">
+                              <a:noAutofit/>
+                            </wps:bodyPr>
+                          </wps:wsp>
+                          <wps:wsp>
+                            <wps:cNvSpPr/>
+                            <wps:cNvPr id="7" name="Shape 7"/>
+                            <wps:spPr>
+                              <a:xfrm>
+                                <a:off x="0" y="0"/>
+                                <a:ext cx="993140" cy="1486894"/>
+                              </a:xfrm>
+                              <a:prstGeom prst="rect">
+                                <a:avLst/>
+                              </a:prstGeom>
+                              <a:solidFill>
+                                <a:srgbClr val="1F3864"/>
+                              </a:solidFill>
+                              <a:ln>
+                                <a:noFill/>
+                              </a:ln>
+                            </wps:spPr>
+                            <wps:txbx>
+                              <w:txbxContent>
+                                <w:p>
+                                  <w:pPr>
+                                    <w:spacing w:after="0" w:before="0" w:line="240"/>
+                                    <w:ind w:left="0" w:right="0" w:firstLine="0"/>
+                                    <w:jc w:val="left"/>
+                                    <w:textDirection w:val="btLr"/>
+                                  </w:pPr>
+                                </w:p>
+                              </w:txbxContent>
+                            </wps:txbx>
+                            <wps:bodyPr anchorCtr="0" anchor="ctr" bIns="91425" lIns="91425" spcFirstLastPara="1" rIns="91425" wrap="square" tIns="91425">
+                              <a:noAutofit/>
+                            </wps:bodyPr>
+                          </wps:wsp>
+                        </wpg:grpSp>
                       </wpg:grpSp>
                     </wpg:wgp>
                   </a:graphicData>
@@ -226,7 +269,7 @@
               <wp:anchor allowOverlap="1" behindDoc="0" distB="0" distT="0" distL="114300" distR="114300" hidden="0" layoutInCell="1" locked="0" relativeHeight="0" simplePos="0">
                 <wp:simplePos x="0" y="0"/>
                 <wp:positionH relativeFrom="column">
-                  <wp:posOffset>-435398</wp:posOffset>
+                  <wp:posOffset>-435397</wp:posOffset>
                 </wp:positionH>
                 <wp:positionV relativeFrom="paragraph">
                   <wp:posOffset>33444</wp:posOffset>
@@ -234,7 +277,7 @@
                 <wp:extent cx="6580505" cy="1486535"/>
                 <wp:effectExtent b="0" l="0" r="0" t="0"/>
                 <wp:wrapNone/>
-                <wp:docPr id="48" name="image2.png"/>
+                <wp:docPr id="50" name="image2.png"/>
                 <a:graphic>
                   <a:graphicData uri="http://schemas.openxmlformats.org/drawingml/2006/picture">
                     <pic:pic>
@@ -579,8 +622,11 @@
             </w:pPr>
             <w:r>
               <w:rPr>
-                <w:rtl w:val="0"/>
-              </w:rPr>
+                <w:b w:val="1"/>
+                <w:bCs w:val="1"/>
+                <w:rtl w:val="0"/>
+              </w:rPr>
+              <w:t xml:space="preserve">0, 21665231-2, 0, 21665211-8, 0</w:t>
             </w:r>
           </w:p>
         </w:tc>
@@ -1376,6 +1422,11 @@
               </w:rPr>
               <w:t xml:space="preserve"> en bodegas dentro de pares de baja rotación. Esto ocurre por la ausencia de un canal de venta digital transaccional en tiempo real y la falta de herramientas analíticas para prever la demanda.</w:t>
             </w:r>
+            <w:r>
+              <w:rPr>
+                <w:rtl w:val="0"/>
+              </w:rPr>
+            </w:r>
           </w:p>
           <w:p>
             <w:pPr>
@@ -1417,6 +1468,11 @@
               </w:rPr>
               <w:t xml:space="preserve"> Comuna de La Florida, Santiago Metropolitan Region, Chile (entorno comercial de la Sede Plaza Vespucio). Corresponde a una PyME retail de calzado urbano con flujo físico de clientes pero con procesos de reabastecimiento manuales o empíricos.</w:t>
             </w:r>
+            <w:r>
+              <w:rPr>
+                <w:rtl w:val="0"/>
+              </w:rPr>
+            </w:r>
           </w:p>
           <w:p>
             <w:pPr>
@@ -1458,6 +1514,11 @@
               </w:rPr>
               <w:t xml:space="preserve"> Afecta directamente a los clientes compradores de calzado urbano (jóvenes y adultos) que no encuentran disponibilidad de su talla en tienda, y a la administración/gerencia de la PyME, cuyo margen operativo se ve erosionado por liquidaciones forzadas de fin de temporada de hasta un 35%.</w:t>
             </w:r>
+            <w:r>
+              <w:rPr>
+                <w:rtl w:val="0"/>
+              </w:rPr>
+            </w:r>
           </w:p>
           <w:p>
             <w:pPr>
@@ -1498,6 +1559,11 @@
                 <w:rtl w:val="0"/>
               </w:rPr>
               <w:t xml:space="preserve"> Aporta un canal transaccional directo (E-Commerce) integrado con un motor de analítica predictiva en Python. Permite recuperar +$1.100.000 CLP/mes en ventas no concretadas y optimizar en $3.500.000 CLP las compras de inventario del primer semestre, retornando la inversión tecnológica ($3.200.000 CLP) en 3 a 4 meses.</w:t>
+            </w:r>
+            <w:r>
+              <w:rPr>
+                <w:rtl w:val="0"/>
+              </w:rPr>
             </w:r>
           </w:p>
         </w:tc>
@@ -1572,7 +1638,7 @@
                 <w:ilvl w:val="0"/>
                 <w:numId w:val="3"/>
               </w:numPr>
-              <w:spacing w:after="0" w:afterAutospacing="0" w:line="276" w:lineRule="auto"/>
+              <w:spacing w:after="0" w:line="276" w:lineRule="auto"/>
               <w:ind w:left="720" w:hanging="360"/>
               <w:rPr>
                 <w:i w:val="1"/>
@@ -1604,6 +1670,11 @@
                 <w:rtl w:val="0"/>
               </w:rPr>
               <w:t xml:space="preserve"> Un frontend desarrollado en React.js y Tailwind CSS que permite catálogo interactivo, filtrado por modelos/tallas, carrito de compras y gestión transaccional securizada en tiempo real.</w:t>
+            </w:r>
+            <w:r>
+              <w:rPr>
+                <w:rtl w:val="0"/>
+              </w:rPr>
             </w:r>
           </w:p>
           <w:p>
@@ -1644,6 +1715,11 @@
                 <w:rtl w:val="0"/>
               </w:rPr>
               <w:t xml:space="preserve"> Un backend en Node.js/Express respaldado por una base de datos PostgreSQL. Sobre este opera un servicio en Python (Scikit-learn / Pandas) que analiza la velocidad de rotación del historial de compras para proyectar quiebres de stock futuros e informar preventivamente al administrador mediante alertas de reabastecimiento.</w:t>
+            </w:r>
+            <w:r>
+              <w:rPr>
+                <w:rtl w:val="0"/>
+              </w:rPr>
             </w:r>
           </w:p>
         </w:tc>
@@ -1707,7 +1783,7 @@
                 <w:ilvl w:val="0"/>
                 <w:numId w:val="2"/>
               </w:numPr>
-              <w:spacing w:after="0" w:afterAutospacing="0" w:line="276" w:lineRule="auto"/>
+              <w:spacing w:after="0" w:line="276" w:lineRule="auto"/>
               <w:ind w:left="720" w:hanging="360"/>
               <w:rPr>
                 <w:i w:val="1"/>
@@ -1739,6 +1815,11 @@
                 <w:rtl w:val="0"/>
               </w:rPr>
               <w:t xml:space="preserve"> Para registrar ventas y controlar el inventario se requiere diseñar un modelo relacional estricto en PostgreSQL y desplegar una arquitectura limpia (API REST en Node.js + Frontend React).</w:t>
+            </w:r>
+            <w:r>
+              <w:rPr>
+                <w:rtl w:val="0"/>
+              </w:rPr>
             </w:r>
           </w:p>
           <w:p>
@@ -1747,7 +1828,7 @@
                 <w:ilvl w:val="0"/>
                 <w:numId w:val="2"/>
               </w:numPr>
-              <w:spacing w:after="0" w:afterAutospacing="0" w:line="276" w:lineRule="auto"/>
+              <w:spacing w:after="0" w:line="276" w:lineRule="auto"/>
               <w:ind w:left="720" w:hanging="360"/>
               <w:rPr>
                 <w:i w:val="1"/>
@@ -1779,6 +1860,11 @@
                 <w:rtl w:val="0"/>
               </w:rPr>
               <w:t xml:space="preserve"> El análisis de datos transaccionales mediante Machine Learning transforma un registro plano en alternativas concretas de decisión operativa para la tienda (órdenes de compra optimizadas).</w:t>
+            </w:r>
+            <w:r>
+              <w:rPr>
+                <w:rtl w:val="0"/>
+              </w:rPr>
             </w:r>
           </w:p>
           <w:p>
@@ -1819,6 +1905,11 @@
                 <w:rtl w:val="0"/>
               </w:rPr>
               <w:t xml:space="preserve"> El flujo transaccional financiero y la precisión del modelo predictivo exigen la aplicación de pruebas unitarias, de integración y de rendimiento.</w:t>
+            </w:r>
+            <w:r>
+              <w:rPr>
+                <w:rtl w:val="0"/>
+              </w:rPr>
             </w:r>
           </w:p>
           <w:p>
@@ -2041,7 +2132,7 @@
                 <w:ilvl w:val="0"/>
                 <w:numId w:val="6"/>
               </w:numPr>
-              <w:spacing w:after="0" w:afterAutospacing="0" w:line="276" w:lineRule="auto"/>
+              <w:spacing w:after="0" w:line="276" w:lineRule="auto"/>
               <w:ind w:left="720" w:hanging="360"/>
               <w:rPr>
                 <w:i w:val="1"/>
@@ -2073,6 +2164,11 @@
                 <w:rtl w:val="0"/>
               </w:rPr>
               <w:t xml:space="preserve"> Se desarrollará en las 18 semanas asignadas al semestre académico (20 créditos / ~10 horas semanales por integrante).</w:t>
+            </w:r>
+            <w:r>
+              <w:rPr>
+                <w:rtl w:val="0"/>
+              </w:rPr>
             </w:r>
           </w:p>
           <w:p>
@@ -2081,7 +2177,7 @@
                 <w:ilvl w:val="0"/>
                 <w:numId w:val="6"/>
               </w:numPr>
-              <w:spacing w:after="0" w:afterAutospacing="0" w:line="276" w:lineRule="auto"/>
+              <w:spacing w:after="0" w:line="276" w:lineRule="auto"/>
               <w:ind w:left="720" w:hanging="360"/>
               <w:rPr>
                 <w:i w:val="1"/>
@@ -2113,6 +2209,11 @@
                 <w:rtl w:val="0"/>
               </w:rPr>
               <w:t xml:space="preserve"> Se utilizará infraestructura Open Source e hiper-escalable de capa gratuita o bajo costo (PostgreSQL en Supabase, Hosting API/Frontend en Render, entornos de desarrollo local en VS Code, Python 3.11, Node.js 20). El presupuesto total simulado de implementación es de $3.200.000 CLP.</w:t>
+            </w:r>
+            <w:r>
+              <w:rPr>
+                <w:rtl w:val="0"/>
+              </w:rPr>
             </w:r>
           </w:p>
           <w:p>
@@ -2121,7 +2222,7 @@
                 <w:ilvl w:val="0"/>
                 <w:numId w:val="6"/>
               </w:numPr>
-              <w:spacing w:after="0" w:afterAutospacing="0" w:line="276" w:lineRule="auto"/>
+              <w:spacing w:after="0" w:line="276" w:lineRule="auto"/>
               <w:ind w:left="720" w:hanging="360"/>
               <w:rPr>
                 <w:i w:val="1"/>
@@ -2153,6 +2254,11 @@
                 <w:rtl w:val="0"/>
               </w:rPr>
               <w:t xml:space="preserve"> Disponibilidad de stack moderno con amplia documentación, repositorio en GitHub y trabajo colaborativo bajo metodologías ágiles.</w:t>
+            </w:r>
+            <w:r>
+              <w:rPr>
+                <w:rtl w:val="0"/>
+              </w:rPr>
             </w:r>
           </w:p>
           <w:p>
@@ -2193,6 +2299,11 @@
                 <w:rtl w:val="0"/>
               </w:rPr>
               <w:t xml:space="preserve"> Ante la eventual escasez de datos históricos reales de la PyME, se construirá un script generador de datos transaccionales sintéticos basado en distribuciones reales de venta de calzado para entrenar y validar los modelos en Python.</w:t>
+            </w:r>
+            <w:r>
+              <w:rPr>
+                <w:rtl w:val="0"/>
+              </w:rPr>
             </w:r>
           </w:p>
           <w:p>
@@ -2895,7 +3006,7 @@
                 <w:ilvl w:val="0"/>
                 <w:numId w:val="1"/>
               </w:numPr>
-              <w:spacing w:after="0" w:afterAutospacing="0" w:line="276" w:lineRule="auto"/>
+              <w:spacing w:after="0" w:line="276" w:lineRule="auto"/>
               <w:ind w:left="720" w:hanging="360"/>
               <w:rPr>
                 <w:i w:val="1"/>
@@ -2927,6 +3038,11 @@
                 <w:rtl w:val="0"/>
               </w:rPr>
               <w:t xml:space="preserve"> Coordinación de sprints, diseño de la API REST en Node.js/Express, autenticación JWT y lógica de carrito/ventas.</w:t>
+            </w:r>
+            <w:r>
+              <w:rPr>
+                <w:rtl w:val="0"/>
+              </w:rPr>
             </w:r>
           </w:p>
           <w:p>
@@ -2935,7 +3051,7 @@
                 <w:ilvl w:val="0"/>
                 <w:numId w:val="1"/>
               </w:numPr>
-              <w:spacing w:after="0" w:afterAutospacing="0" w:line="276" w:lineRule="auto"/>
+              <w:spacing w:after="0" w:line="276" w:lineRule="auto"/>
               <w:ind w:left="720" w:hanging="360"/>
               <w:rPr>
                 <w:i w:val="1"/>
@@ -2967,6 +3083,11 @@
                 <w:rtl w:val="0"/>
               </w:rPr>
               <w:t xml:space="preserve"> Desarrollo del script de datos, limpieza con Pandas, entrenamiento de algoritmos de regresión/series de tiempo en Python (Scikit-learn) y exposición de API de predicción.</w:t>
+            </w:r>
+            <w:r>
+              <w:rPr>
+                <w:rtl w:val="0"/>
+              </w:rPr>
             </w:r>
           </w:p>
           <w:p>
@@ -2975,7 +3096,7 @@
                 <w:ilvl w:val="0"/>
                 <w:numId w:val="1"/>
               </w:numPr>
-              <w:spacing w:after="0" w:afterAutospacing="0" w:line="276" w:lineRule="auto"/>
+              <w:spacing w:after="0" w:line="276" w:lineRule="auto"/>
               <w:ind w:left="720" w:hanging="360"/>
               <w:rPr>
                 <w:i w:val="1"/>
@@ -3007,6 +3128,11 @@
                 <w:rtl w:val="0"/>
               </w:rPr>
               <w:t xml:space="preserve"> Modelado de datos PostgreSQL en Supabase, consultas optimizadas, disparadores (triggers) de actualización de stock y despliegue CI/CD en Render.</w:t>
+            </w:r>
+            <w:r>
+              <w:rPr>
+                <w:rtl w:val="0"/>
+              </w:rPr>
             </w:r>
           </w:p>
           <w:p>
@@ -3015,7 +3141,7 @@
                 <w:ilvl w:val="0"/>
                 <w:numId w:val="1"/>
               </w:numPr>
-              <w:spacing w:after="0" w:afterAutospacing="0" w:line="276" w:lineRule="auto"/>
+              <w:spacing w:after="0" w:line="276" w:lineRule="auto"/>
               <w:ind w:left="720" w:hanging="360"/>
               <w:rPr>
                 <w:i w:val="1"/>
@@ -3047,6 +3173,11 @@
                 <w:rtl w:val="0"/>
               </w:rPr>
               <w:t xml:space="preserve"> Implementación de la interfaz gráfica del cliente en React.js y Tailwind CSS, catálogo, filtros por talla y checkout.</w:t>
+            </w:r>
+            <w:r>
+              <w:rPr>
+                <w:rtl w:val="0"/>
+              </w:rPr>
             </w:r>
           </w:p>
           <w:p>
@@ -3087,6 +3218,11 @@
                 <w:rtl w:val="0"/>
               </w:rPr>
               <w:t xml:space="preserve"> Construcción del panel administrativo en React.js, componentes de visualización de datos (charts), integración de alertas y diseño del plan de pruebas[cite: 2, 4].</w:t>
+            </w:r>
+            <w:r>
+              <w:rPr>
+                <w:rtl w:val="0"/>
+              </w:rPr>
             </w:r>
           </w:p>
           <w:p>
@@ -3553,11 +3689,6 @@
               </w:rPr>
               <w:t xml:space="preserve">Valida la factibilidad, alineación con el perfil de egreso y el correcto modelamiento conceptual previo a la codificación. </w:t>
             </w:r>
-            <w:r>
-              <w:rPr>
-                <w:rtl w:val="0"/>
-              </w:rPr>
-            </w:r>
           </w:p>
         </w:tc>
       </w:tr>
@@ -4470,11 +4601,6 @@
               </w:rPr>
               <w:t xml:space="preserve">Levantamiento y Definición de Proyecto </w:t>
             </w:r>
-            <w:r>
-              <w:rPr>
-                <w:rtl w:val="0"/>
-              </w:rPr>
-            </w:r>
           </w:p>
         </w:tc>
         <w:tc>
@@ -4526,11 +4652,6 @@
                 <w:rtl w:val="0"/>
               </w:rPr>
               <w:t xml:space="preserve">Plantilla Capstone, VS Code, GitHub. </w:t>
-            </w:r>
-            <w:r>
-              <w:rPr>
-                <w:rtl w:val="0"/>
-              </w:rPr>
             </w:r>
           </w:p>
         </w:tc>
@@ -4608,11 +4729,6 @@
                 <w:rtl w:val="0"/>
               </w:rPr>
               <w:t xml:space="preserve">Luis Alcaide </w:t>
-            </w:r>
-            <w:r>
-              <w:rPr>
-                <w:rtl w:val="0"/>
-              </w:rPr>
             </w:r>
           </w:p>
         </w:tc>
@@ -6781,8 +6897,21 @@
           </w:tcPr>
           <w:p>
             <w:pPr>
+              <w:keepNext w:val="0"/>
+              <w:keepLines w:val="0"/>
+              <w:pageBreakBefore w:val="0"/>
               <w:widowControl w:val="0"/>
-              <w:spacing w:after="0" w:line="276" w:lineRule="auto"/>
+              <w:pBdr>
+                <w:top w:space="0" w:sz="0" w:val="nil"/>
+                <w:left w:space="0" w:sz="0" w:val="nil"/>
+                <w:bottom w:space="0" w:sz="0" w:val="nil"/>
+                <w:right w:space="0" w:sz="0" w:val="nil"/>
+                <w:between w:space="0" w:sz="0" w:val="nil"/>
+              </w:pBdr>
+              <w:shd w:fill="auto" w:val="clear"/>
+              <w:spacing w:after="0" w:before="0" w:line="276" w:lineRule="auto"/>
+              <w:ind w:left="0" w:right="0" w:firstLine="0"/>
+              <w:jc w:val="left"/>
               <w:rPr>
                 <w:b w:val="1"/>
                 <w:bCs w:val="1"/>
@@ -10620,7 +10749,6 @@
     <w:pPr>
       <w:keepNext w:val="0"/>
       <w:keepLines w:val="0"/>
-      <w:pageBreakBefore w:val="0"/>
       <w:widowControl w:val="0"/>
       <w:pBdr>
         <w:top w:space="0" w:sz="0" w:val="nil"/>
@@ -10774,7 +10902,7 @@
               <wp:inline distB="0" distT="0" distL="0" distR="0">
                 <wp:extent cx="1996440" cy="428625"/>
                 <wp:effectExtent b="0" l="0" r="0" t="0"/>
-                <wp:docPr descr="http://www.duoc.cl/normasgraficas/normasgraficas/marca-duoc/6logo-fondo-transparente/fondo-transparente.png" id="49" name="image1.png"/>
+                <wp:docPr descr="http://www.duoc.cl/normasgraficas/normasgraficas/marca-duoc/6logo-fondo-transparente/fondo-transparente.png" id="51" name="image1.png"/>
                 <a:graphic>
                   <a:graphicData uri="http://schemas.openxmlformats.org/drawingml/2006/picture">
                     <pic:pic>
@@ -10816,7 +10944,6 @@
     <w:pPr>
       <w:keepNext w:val="0"/>
       <w:keepLines w:val="0"/>
-      <w:pageBreakBefore w:val="0"/>
       <w:widowControl w:val="1"/>
       <w:pBdr>
         <w:top w:space="0" w:sz="0" w:val="nil"/>
@@ -11662,6 +11789,20 @@
       <w:szCs w:val="72"/>
     </w:rPr>
   </w:style>
+  <w:style w:type="table" w:styleId="TableNormal" w:default="1">
+    <w:name w:val="TableNormal"/>
+    <w:tblPr>
+      <w:tblCellMar>
+        <w:top w:w="100.0" w:type="dxa"/>
+        <w:left w:w="100.0" w:type="dxa"/>
+        <w:bottom w:w="100.0" w:type="dxa"/>
+        <w:right w:w="100.0" w:type="dxa"/>
+      </w:tblCellMar>
+    </w:tblPr>
+  </w:style>
+  <w:style w:type="paragraph" w:styleId="Normal" w:default="1">
+    <w:name w:val="normal"/>
+  </w:style>
   <w:style w:type="character" w:styleId="Fuentedeprrafopredeter" w:default="1">
     <w:name w:val="Default Paragraph Font"/>
     <w:uiPriority w:val="1"/>
@@ -11949,6 +12090,295 @@
       <w:sz w:val="20"/>
       <w:szCs w:val="20"/>
     </w:rPr>
+  </w:style>
+  <w:style w:type="table" w:styleId="Table1">
+    <w:basedOn w:val="TableNormal"/>
+    <w:rPr>
+      <w:sz w:val="22"/>
+      <w:szCs w:val="22"/>
+    </w:rPr>
+    <w:tblPr>
+      <w:tblStyleRowBandSize w:val="1"/>
+      <w:tblStyleColBandSize w:val="1"/>
+      <w:tblCellMar>
+        <w:top w:w="0.0" w:type="dxa"/>
+        <w:left w:w="108.0" w:type="dxa"/>
+        <w:bottom w:w="0.0" w:type="dxa"/>
+        <w:right w:w="108.0" w:type="dxa"/>
+      </w:tblCellMar>
+    </w:tblPr>
+  </w:style>
+  <w:style w:type="table" w:styleId="Table2">
+    <w:basedOn w:val="TableNormal"/>
+    <w:rPr>
+      <w:sz w:val="22"/>
+      <w:szCs w:val="22"/>
+    </w:rPr>
+    <w:tblPr>
+      <w:tblStyleRowBandSize w:val="1"/>
+      <w:tblStyleColBandSize w:val="1"/>
+      <w:tblCellMar>
+        <w:top w:w="0.0" w:type="dxa"/>
+        <w:left w:w="108.0" w:type="dxa"/>
+        <w:bottom w:w="0.0" w:type="dxa"/>
+        <w:right w:w="108.0" w:type="dxa"/>
+      </w:tblCellMar>
+    </w:tblPr>
+  </w:style>
+  <w:style w:type="table" w:styleId="Table3">
+    <w:basedOn w:val="TableNormal"/>
+    <w:rPr>
+      <w:sz w:val="22"/>
+      <w:szCs w:val="22"/>
+    </w:rPr>
+    <w:tblPr>
+      <w:tblStyleRowBandSize w:val="1"/>
+      <w:tblStyleColBandSize w:val="1"/>
+      <w:tblCellMar>
+        <w:top w:w="0.0" w:type="dxa"/>
+        <w:left w:w="108.0" w:type="dxa"/>
+        <w:bottom w:w="0.0" w:type="dxa"/>
+        <w:right w:w="108.0" w:type="dxa"/>
+      </w:tblCellMar>
+    </w:tblPr>
+  </w:style>
+  <w:style w:type="table" w:styleId="Table4">
+    <w:basedOn w:val="TableNormal"/>
+    <w:rPr>
+      <w:sz w:val="22"/>
+      <w:szCs w:val="22"/>
+    </w:rPr>
+    <w:tblPr>
+      <w:tblStyleRowBandSize w:val="1"/>
+      <w:tblStyleColBandSize w:val="1"/>
+      <w:tblCellMar>
+        <w:top w:w="0.0" w:type="dxa"/>
+        <w:left w:w="108.0" w:type="dxa"/>
+        <w:bottom w:w="0.0" w:type="dxa"/>
+        <w:right w:w="108.0" w:type="dxa"/>
+      </w:tblCellMar>
+    </w:tblPr>
+  </w:style>
+  <w:style w:type="table" w:styleId="Table5">
+    <w:basedOn w:val="TableNormal"/>
+    <w:rPr>
+      <w:sz w:val="22"/>
+      <w:szCs w:val="22"/>
+    </w:rPr>
+    <w:tblPr>
+      <w:tblStyleRowBandSize w:val="1"/>
+      <w:tblStyleColBandSize w:val="1"/>
+      <w:tblCellMar>
+        <w:top w:w="0.0" w:type="dxa"/>
+        <w:left w:w="108.0" w:type="dxa"/>
+        <w:bottom w:w="0.0" w:type="dxa"/>
+        <w:right w:w="108.0" w:type="dxa"/>
+      </w:tblCellMar>
+    </w:tblPr>
+  </w:style>
+  <w:style w:type="table" w:styleId="Table6">
+    <w:basedOn w:val="TableNormal"/>
+    <w:rPr>
+      <w:sz w:val="22"/>
+      <w:szCs w:val="22"/>
+    </w:rPr>
+    <w:tblPr>
+      <w:tblStyleRowBandSize w:val="1"/>
+      <w:tblStyleColBandSize w:val="1"/>
+      <w:tblCellMar>
+        <w:top w:w="0.0" w:type="dxa"/>
+        <w:left w:w="108.0" w:type="dxa"/>
+        <w:bottom w:w="0.0" w:type="dxa"/>
+        <w:right w:w="108.0" w:type="dxa"/>
+      </w:tblCellMar>
+    </w:tblPr>
+  </w:style>
+  <w:style w:type="table" w:styleId="Table7">
+    <w:basedOn w:val="TableNormal"/>
+    <w:rPr>
+      <w:sz w:val="22"/>
+      <w:szCs w:val="22"/>
+    </w:rPr>
+    <w:tblPr>
+      <w:tblStyleRowBandSize w:val="1"/>
+      <w:tblStyleColBandSize w:val="1"/>
+      <w:tblCellMar>
+        <w:top w:w="0.0" w:type="dxa"/>
+        <w:left w:w="108.0" w:type="dxa"/>
+        <w:bottom w:w="0.0" w:type="dxa"/>
+        <w:right w:w="108.0" w:type="dxa"/>
+      </w:tblCellMar>
+    </w:tblPr>
+  </w:style>
+  <w:style w:type="table" w:styleId="Table8">
+    <w:basedOn w:val="TableNormal"/>
+    <w:rPr>
+      <w:sz w:val="22"/>
+      <w:szCs w:val="22"/>
+    </w:rPr>
+    <w:tblPr>
+      <w:tblStyleRowBandSize w:val="1"/>
+      <w:tblStyleColBandSize w:val="1"/>
+      <w:tblCellMar>
+        <w:top w:w="0.0" w:type="dxa"/>
+        <w:left w:w="108.0" w:type="dxa"/>
+        <w:bottom w:w="0.0" w:type="dxa"/>
+        <w:right w:w="108.0" w:type="dxa"/>
+      </w:tblCellMar>
+    </w:tblPr>
+  </w:style>
+  <w:style w:type="table" w:styleId="Table9">
+    <w:basedOn w:val="TableNormal"/>
+    <w:rPr>
+      <w:sz w:val="22"/>
+      <w:szCs w:val="22"/>
+    </w:rPr>
+    <w:tblPr>
+      <w:tblStyleRowBandSize w:val="1"/>
+      <w:tblStyleColBandSize w:val="1"/>
+      <w:tblCellMar>
+        <w:top w:w="0.0" w:type="dxa"/>
+        <w:left w:w="108.0" w:type="dxa"/>
+        <w:bottom w:w="0.0" w:type="dxa"/>
+        <w:right w:w="108.0" w:type="dxa"/>
+      </w:tblCellMar>
+    </w:tblPr>
+  </w:style>
+  <w:style w:type="table" w:styleId="Table10">
+    <w:basedOn w:val="TableNormal"/>
+    <w:rPr>
+      <w:sz w:val="22"/>
+      <w:szCs w:val="22"/>
+    </w:rPr>
+    <w:tblPr>
+      <w:tblStyleRowBandSize w:val="1"/>
+      <w:tblStyleColBandSize w:val="1"/>
+      <w:tblCellMar>
+        <w:top w:w="0.0" w:type="dxa"/>
+        <w:left w:w="108.0" w:type="dxa"/>
+        <w:bottom w:w="0.0" w:type="dxa"/>
+        <w:right w:w="108.0" w:type="dxa"/>
+      </w:tblCellMar>
+    </w:tblPr>
+  </w:style>
+  <w:style w:type="table" w:styleId="Table11">
+    <w:basedOn w:val="TableNormal"/>
+    <w:rPr>
+      <w:sz w:val="22"/>
+      <w:szCs w:val="22"/>
+    </w:rPr>
+    <w:tblPr>
+      <w:tblStyleRowBandSize w:val="1"/>
+      <w:tblStyleColBandSize w:val="1"/>
+      <w:tblCellMar>
+        <w:top w:w="0.0" w:type="dxa"/>
+        <w:left w:w="108.0" w:type="dxa"/>
+        <w:bottom w:w="0.0" w:type="dxa"/>
+        <w:right w:w="108.0" w:type="dxa"/>
+      </w:tblCellMar>
+    </w:tblPr>
+  </w:style>
+  <w:style w:type="table" w:styleId="Table12">
+    <w:basedOn w:val="TableNormal"/>
+    <w:rPr>
+      <w:sz w:val="22"/>
+      <w:szCs w:val="22"/>
+    </w:rPr>
+    <w:tblPr>
+      <w:tblStyleRowBandSize w:val="1"/>
+      <w:tblStyleColBandSize w:val="1"/>
+      <w:tblCellMar>
+        <w:top w:w="0.0" w:type="dxa"/>
+        <w:left w:w="108.0" w:type="dxa"/>
+        <w:bottom w:w="0.0" w:type="dxa"/>
+        <w:right w:w="108.0" w:type="dxa"/>
+      </w:tblCellMar>
+    </w:tblPr>
+  </w:style>
+  <w:style w:type="table" w:styleId="Table13">
+    <w:basedOn w:val="TableNormal"/>
+    <w:rPr>
+      <w:sz w:val="22"/>
+      <w:szCs w:val="22"/>
+    </w:rPr>
+    <w:tblPr>
+      <w:tblStyleRowBandSize w:val="1"/>
+      <w:tblStyleColBandSize w:val="1"/>
+      <w:tblCellMar>
+        <w:top w:w="0.0" w:type="dxa"/>
+        <w:left w:w="108.0" w:type="dxa"/>
+        <w:bottom w:w="0.0" w:type="dxa"/>
+        <w:right w:w="108.0" w:type="dxa"/>
+      </w:tblCellMar>
+    </w:tblPr>
+  </w:style>
+  <w:style w:type="table" w:styleId="Table14">
+    <w:basedOn w:val="TableNormal"/>
+    <w:rPr>
+      <w:sz w:val="22"/>
+      <w:szCs w:val="22"/>
+    </w:rPr>
+    <w:tblPr>
+      <w:tblStyleRowBandSize w:val="1"/>
+      <w:tblStyleColBandSize w:val="1"/>
+      <w:tblCellMar>
+        <w:top w:w="0.0" w:type="dxa"/>
+        <w:left w:w="108.0" w:type="dxa"/>
+        <w:bottom w:w="0.0" w:type="dxa"/>
+        <w:right w:w="108.0" w:type="dxa"/>
+      </w:tblCellMar>
+    </w:tblPr>
+  </w:style>
+  <w:style w:type="table" w:styleId="Table15">
+    <w:basedOn w:val="TableNormal"/>
+    <w:rPr>
+      <w:sz w:val="22"/>
+      <w:szCs w:val="22"/>
+    </w:rPr>
+    <w:tblPr>
+      <w:tblStyleRowBandSize w:val="1"/>
+      <w:tblStyleColBandSize w:val="1"/>
+      <w:tblCellMar>
+        <w:top w:w="0.0" w:type="dxa"/>
+        <w:left w:w="108.0" w:type="dxa"/>
+        <w:bottom w:w="0.0" w:type="dxa"/>
+        <w:right w:w="108.0" w:type="dxa"/>
+      </w:tblCellMar>
+    </w:tblPr>
+  </w:style>
+  <w:style w:type="table" w:styleId="Table16">
+    <w:basedOn w:val="TableNormal"/>
+    <w:rPr>
+      <w:sz w:val="22"/>
+      <w:szCs w:val="22"/>
+    </w:rPr>
+    <w:tblPr>
+      <w:tblStyleRowBandSize w:val="1"/>
+      <w:tblStyleColBandSize w:val="1"/>
+      <w:tblCellMar>
+        <w:top w:w="0.0" w:type="dxa"/>
+        <w:left w:w="108.0" w:type="dxa"/>
+        <w:bottom w:w="0.0" w:type="dxa"/>
+        <w:right w:w="108.0" w:type="dxa"/>
+      </w:tblCellMar>
+    </w:tblPr>
+  </w:style>
+  <w:style w:type="table" w:styleId="Table17">
+    <w:basedOn w:val="TableNormal"/>
+    <w:rPr>
+      <w:sz w:val="22"/>
+      <w:szCs w:val="22"/>
+    </w:rPr>
+    <w:tblPr>
+      <w:tblStyleRowBandSize w:val="1"/>
+      <w:tblStyleColBandSize w:val="1"/>
+      <w:tblCellMar>
+        <w:top w:w="0.0" w:type="dxa"/>
+        <w:left w:w="108.0" w:type="dxa"/>
+        <w:bottom w:w="0.0" w:type="dxa"/>
+        <w:right w:w="108.0" w:type="dxa"/>
+      </w:tblCellMar>
+    </w:tblPr>
   </w:style>
   <w:style w:type="paragraph" w:styleId="Subtitle">
     <w:name w:val="Subtitle"/>
@@ -12558,7 +12988,7 @@
 
 <file path=customXML/item1.xml><?xml version="1.0" encoding="utf-8"?>
 <go:gDocsCustomXmlDataStorage xmlns:go="http://customooxmlschemas.google.com/" xmlns:r="http://schemas.openxmlformats.org/officeDocument/2006/relationships" uri="GoogleDocsCustomDataVersion2">
-  <go:docsCustomData xmlns:go="http://customooxmlschemas.google.com/" roundtripDataSignature="AMtx7mhYs6q91/V+ATSHL3n7pqXs058wnA==">CgMxLjAyDmguMjB1ODdoNTU5NDRpOAByITFSb0VRbS11cHZlRjhyTzI2Wm5IbjlXU0RrRFMyN3VvNA==</go:docsCustomData>
+  <go:docsCustomData xmlns:go="http://customooxmlschemas.google.com/" roundtripDataSignature="AMtx7miLyspt+nSB2gDvtuwzGhyeHpltRA==">CgMxLjAyDmguMjB1ODdoNTU5NDRpOAByITFRRkVQZUxhWUd0TUlxM2JTZks5ZElCU25BbkhIR2NoNQ==</go:docsCustomData>
 </go:gDocsCustomXmlDataStorage>
 </file>
 
